--- a/Project Documentation/6. Project Testing/Test_Results.docx
+++ b/Project Documentation/6. Project Testing/Test_Results.docx
@@ -46,7 +46,7 @@
           <w:left w:w="10" w:type="dxa"/>
           <w:right w:w="10" w:type="dxa"/>
         </w:tblCellMar>
-        <w:tblLook w:val="0000" w:firstRow="0" w:lastRow="0" w:firstColumn="0" w:lastColumn="0" w:noHBand="0" w:noVBand="0"/>
+        <w:tblLook w:val="04A0" w:firstRow="1" w:lastRow="0" w:firstColumn="1" w:lastColumn="0" w:noHBand="0" w:noVBand="1"/>
       </w:tblPr>
       <w:tblGrid>
         <w:gridCol w:w="2805"/>
@@ -205,6 +205,32 @@
         </w:tc>
       </w:tr>
     </w:tbl>
+    <w:p>
+      <w:pPr>
+        <w:pStyle w:val="Heading2"/>
+        <w:spacing w:before="300" w:after="150"/>
+      </w:pPr>
+      <w:r>
+        <w:rPr>
+          <w:b/>
+          <w:bCs/>
+          <w:color w:val="1F3864"/>
+        </w:rPr>
+        <w:t>✅ Update: Full Pass</w:t>
+      </w:r>
+    </w:p>
+    <w:p>
+      <w:pPr>
+        <w:spacing w:after="150"/>
+      </w:pPr>
+      <w:r>
+        <w:rPr>
+          <w:sz w:val="22"/>
+          <w:szCs w:val="22"/>
+        </w:rPr>
+        <w:t>Following a minimal, targeted fix to app.py (presence + numeric validation on /submit) and predict.html (a small error-banner display), TC-05 and TC-06 were re-executed live and now Pass. All 12 test cases defined in Test_Cases.docx now pass.</w:t>
+      </w:r>
+    </w:p>
     <w:p>
       <w:pPr>
         <w:pStyle w:val="Heading2"/>
@@ -228,7 +254,7 @@
           <w:sz w:val="22"/>
           <w:szCs w:val="22"/>
         </w:rPr>
-        <w:t>All 12 test cases defined in Test_Cases.docx were executed against the live, running Smart Lender application — 10 passed and 2 failed. No test case was skipped or left unexecuted.</w:t>
+        <w:t>All 12 test cases were executed against the live, running Smart Lender application — 12 passed, 0 failed. No test case was skipped or left unexecuted.</w:t>
       </w:r>
     </w:p>
     <w:tbl>
@@ -246,13 +272,13 @@
           <w:left w:w="10" w:type="dxa"/>
           <w:right w:w="10" w:type="dxa"/>
         </w:tblCellMar>
-        <w:tblLook w:val="0000" w:firstRow="0" w:lastRow="0" w:firstColumn="0" w:lastColumn="0" w:noHBand="0" w:noVBand="0"/>
+        <w:tblLook w:val="04A0" w:firstRow="1" w:lastRow="0" w:firstColumn="1" w:lastColumn="0" w:noHBand="0" w:noVBand="1"/>
       </w:tblPr>
       <w:tblGrid>
         <w:gridCol w:w="935"/>
+        <w:gridCol w:w="1870"/>
         <w:gridCol w:w="1309"/>
-        <w:gridCol w:w="1309"/>
-        <w:gridCol w:w="5797"/>
+        <w:gridCol w:w="5236"/>
       </w:tblGrid>
       <w:tr>
         <w:tblPrEx>
@@ -281,7 +307,7 @@
         </w:tc>
         <w:tc>
           <w:tcPr>
-            <w:tcW w:w="700" w:type="pct"/>
+            <w:tcW w:w="1000" w:type="pct"/>
             <w:shd w:val="clear" w:color="auto" w:fill="1F3864"/>
           </w:tcPr>
           <w:p>
@@ -317,7 +343,7 @@
         </w:tc>
         <w:tc>
           <w:tcPr>
-            <w:tcW w:w="3100" w:type="pct"/>
+            <w:tcW w:w="2800" w:type="pct"/>
             <w:shd w:val="clear" w:color="auto" w:fill="1F3864"/>
           </w:tcPr>
           <w:p>
@@ -357,6 +383,20 @@
         </w:tc>
         <w:tc>
           <w:tcPr>
+            <w:tcW w:w="1000" w:type="pct"/>
+          </w:tcPr>
+          <w:p>
+            <w:r>
+              <w:rPr>
+                <w:sz w:val="16"/>
+                <w:szCs w:val="16"/>
+              </w:rPr>
+              <w:t>Yes</w:t>
+            </w:r>
+          </w:p>
+        </w:tc>
+        <w:tc>
+          <w:tcPr>
             <w:tcW w:w="700" w:type="pct"/>
           </w:tcPr>
           <w:p>
@@ -365,27 +405,13 @@
                 <w:sz w:val="16"/>
                 <w:szCs w:val="16"/>
               </w:rPr>
-              <w:t>Yes</w:t>
-            </w:r>
-          </w:p>
-        </w:tc>
-        <w:tc>
-          <w:tcPr>
-            <w:tcW w:w="700" w:type="pct"/>
-          </w:tcPr>
-          <w:p>
-            <w:r>
-              <w:rPr>
-                <w:sz w:val="16"/>
-                <w:szCs w:val="16"/>
-              </w:rPr>
               <w:t>Pass</w:t>
             </w:r>
           </w:p>
         </w:tc>
         <w:tc>
           <w:tcPr>
-            <w:tcW w:w="3100" w:type="pct"/>
+            <w:tcW w:w="2800" w:type="pct"/>
           </w:tcPr>
           <w:p>
             <w:r>
@@ -423,6 +449,20 @@
         </w:tc>
         <w:tc>
           <w:tcPr>
+            <w:tcW w:w="1000" w:type="pct"/>
+          </w:tcPr>
+          <w:p>
+            <w:r>
+              <w:rPr>
+                <w:sz w:val="16"/>
+                <w:szCs w:val="16"/>
+              </w:rPr>
+              <w:t>Yes</w:t>
+            </w:r>
+          </w:p>
+        </w:tc>
+        <w:tc>
+          <w:tcPr>
             <w:tcW w:w="700" w:type="pct"/>
           </w:tcPr>
           <w:p>
@@ -431,27 +471,13 @@
                 <w:sz w:val="16"/>
                 <w:szCs w:val="16"/>
               </w:rPr>
-              <w:t>Yes</w:t>
-            </w:r>
-          </w:p>
-        </w:tc>
-        <w:tc>
-          <w:tcPr>
-            <w:tcW w:w="700" w:type="pct"/>
-          </w:tcPr>
-          <w:p>
-            <w:r>
-              <w:rPr>
-                <w:sz w:val="16"/>
-                <w:szCs w:val="16"/>
-              </w:rPr>
               <w:t>Pass</w:t>
             </w:r>
           </w:p>
         </w:tc>
         <w:tc>
           <w:tcPr>
-            <w:tcW w:w="3100" w:type="pct"/>
+            <w:tcW w:w="2800" w:type="pct"/>
           </w:tcPr>
           <w:p>
             <w:r>
@@ -489,6 +515,20 @@
         </w:tc>
         <w:tc>
           <w:tcPr>
+            <w:tcW w:w="1000" w:type="pct"/>
+          </w:tcPr>
+          <w:p>
+            <w:r>
+              <w:rPr>
+                <w:sz w:val="16"/>
+                <w:szCs w:val="16"/>
+              </w:rPr>
+              <w:t>Yes</w:t>
+            </w:r>
+          </w:p>
+        </w:tc>
+        <w:tc>
+          <w:tcPr>
             <w:tcW w:w="700" w:type="pct"/>
           </w:tcPr>
           <w:p>
@@ -497,27 +537,13 @@
                 <w:sz w:val="16"/>
                 <w:szCs w:val="16"/>
               </w:rPr>
-              <w:t>Yes</w:t>
-            </w:r>
-          </w:p>
-        </w:tc>
-        <w:tc>
-          <w:tcPr>
-            <w:tcW w:w="700" w:type="pct"/>
-          </w:tcPr>
-          <w:p>
-            <w:r>
-              <w:rPr>
-                <w:sz w:val="16"/>
-                <w:szCs w:val="16"/>
-              </w:rPr>
               <w:t>Pass</w:t>
             </w:r>
           </w:p>
         </w:tc>
         <w:tc>
           <w:tcPr>
-            <w:tcW w:w="3100" w:type="pct"/>
+            <w:tcW w:w="2800" w:type="pct"/>
           </w:tcPr>
           <w:p>
             <w:r>
@@ -555,6 +581,20 @@
         </w:tc>
         <w:tc>
           <w:tcPr>
+            <w:tcW w:w="1000" w:type="pct"/>
+          </w:tcPr>
+          <w:p>
+            <w:r>
+              <w:rPr>
+                <w:sz w:val="16"/>
+                <w:szCs w:val="16"/>
+              </w:rPr>
+              <w:t>Yes</w:t>
+            </w:r>
+          </w:p>
+        </w:tc>
+        <w:tc>
+          <w:tcPr>
             <w:tcW w:w="700" w:type="pct"/>
           </w:tcPr>
           <w:p>
@@ -563,27 +603,13 @@
                 <w:sz w:val="16"/>
                 <w:szCs w:val="16"/>
               </w:rPr>
-              <w:t>Yes</w:t>
-            </w:r>
-          </w:p>
-        </w:tc>
-        <w:tc>
-          <w:tcPr>
-            <w:tcW w:w="700" w:type="pct"/>
-          </w:tcPr>
-          <w:p>
-            <w:r>
-              <w:rPr>
-                <w:sz w:val="16"/>
-                <w:szCs w:val="16"/>
-              </w:rPr>
               <w:t>Pass</w:t>
             </w:r>
           </w:p>
         </w:tc>
         <w:tc>
           <w:tcPr>
-            <w:tcW w:w="3100" w:type="pct"/>
+            <w:tcW w:w="2800" w:type="pct"/>
           </w:tcPr>
           <w:p>
             <w:r>
@@ -621,6 +647,20 @@
         </w:tc>
         <w:tc>
           <w:tcPr>
+            <w:tcW w:w="1000" w:type="pct"/>
+          </w:tcPr>
+          <w:p>
+            <w:r>
+              <w:rPr>
+                <w:sz w:val="16"/>
+                <w:szCs w:val="16"/>
+              </w:rPr>
+              <w:t>Yes (re-tested after fix)</w:t>
+            </w:r>
+          </w:p>
+        </w:tc>
+        <w:tc>
+          <w:tcPr>
             <w:tcW w:w="700" w:type="pct"/>
           </w:tcPr>
           <w:p>
@@ -629,27 +669,13 @@
                 <w:sz w:val="16"/>
                 <w:szCs w:val="16"/>
               </w:rPr>
-              <w:t>Yes</w:t>
-            </w:r>
-          </w:p>
-        </w:tc>
-        <w:tc>
-          <w:tcPr>
-            <w:tcW w:w="700" w:type="pct"/>
-          </w:tcPr>
-          <w:p>
-            <w:r>
-              <w:rPr>
-                <w:sz w:val="16"/>
-                <w:szCs w:val="16"/>
-              </w:rPr>
-              <w:t>Fail</w:t>
-            </w:r>
-          </w:p>
-        </w:tc>
-        <w:tc>
-          <w:tcPr>
-            <w:tcW w:w="3100" w:type="pct"/>
+              <w:t>Pass</w:t>
+            </w:r>
+          </w:p>
+        </w:tc>
+        <w:tc>
+          <w:tcPr>
+            <w:tcW w:w="2800" w:type="pct"/>
           </w:tcPr>
           <w:p>
             <w:r>
@@ -659,7 +685,7 @@
                 <w:sz w:val="16"/>
                 <w:szCs w:val="16"/>
               </w:rPr>
-              <w:t>HTTP 500 BadRequestKeyError observed</w:t>
+              <w:t>HTTP 400 with clear message observed; screenshot captured</w:t>
             </w:r>
           </w:p>
         </w:tc>
@@ -687,6 +713,20 @@
         </w:tc>
         <w:tc>
           <w:tcPr>
+            <w:tcW w:w="1000" w:type="pct"/>
+          </w:tcPr>
+          <w:p>
+            <w:r>
+              <w:rPr>
+                <w:sz w:val="16"/>
+                <w:szCs w:val="16"/>
+              </w:rPr>
+              <w:t>Yes (re-tested after fix)</w:t>
+            </w:r>
+          </w:p>
+        </w:tc>
+        <w:tc>
+          <w:tcPr>
             <w:tcW w:w="700" w:type="pct"/>
           </w:tcPr>
           <w:p>
@@ -695,27 +735,13 @@
                 <w:sz w:val="16"/>
                 <w:szCs w:val="16"/>
               </w:rPr>
-              <w:t>Yes</w:t>
-            </w:r>
-          </w:p>
-        </w:tc>
-        <w:tc>
-          <w:tcPr>
-            <w:tcW w:w="700" w:type="pct"/>
-          </w:tcPr>
-          <w:p>
-            <w:r>
-              <w:rPr>
-                <w:sz w:val="16"/>
-                <w:szCs w:val="16"/>
-              </w:rPr>
-              <w:t>Fail</w:t>
-            </w:r>
-          </w:p>
-        </w:tc>
-        <w:tc>
-          <w:tcPr>
-            <w:tcW w:w="3100" w:type="pct"/>
+              <w:t>Pass</w:t>
+            </w:r>
+          </w:p>
+        </w:tc>
+        <w:tc>
+          <w:tcPr>
+            <w:tcW w:w="2800" w:type="pct"/>
           </w:tcPr>
           <w:p>
             <w:r>
@@ -725,27 +751,7 @@
                 <w:sz w:val="16"/>
                 <w:szCs w:val="16"/>
               </w:rPr>
-              <w:t xml:space="preserve">HTTP 500 </w:t>
-            </w:r>
-            <w:proofErr w:type="spellStart"/>
-            <w:r>
-              <w:rPr>
-                <w:b/>
-                <w:bCs/>
-                <w:sz w:val="16"/>
-                <w:szCs w:val="16"/>
-              </w:rPr>
-              <w:t>ValueError</w:t>
-            </w:r>
-            <w:proofErr w:type="spellEnd"/>
-            <w:r>
-              <w:rPr>
-                <w:b/>
-                <w:bCs/>
-                <w:sz w:val="16"/>
-                <w:szCs w:val="16"/>
-              </w:rPr>
-              <w:t xml:space="preserve"> observed</w:t>
+              <w:t>HTTP 400 with clear message observed</w:t>
             </w:r>
           </w:p>
         </w:tc>
@@ -773,6 +779,20 @@
         </w:tc>
         <w:tc>
           <w:tcPr>
+            <w:tcW w:w="1000" w:type="pct"/>
+          </w:tcPr>
+          <w:p>
+            <w:r>
+              <w:rPr>
+                <w:sz w:val="16"/>
+                <w:szCs w:val="16"/>
+              </w:rPr>
+              <w:t>Yes</w:t>
+            </w:r>
+          </w:p>
+        </w:tc>
+        <w:tc>
+          <w:tcPr>
             <w:tcW w:w="700" w:type="pct"/>
           </w:tcPr>
           <w:p>
@@ -781,27 +801,13 @@
                 <w:sz w:val="16"/>
                 <w:szCs w:val="16"/>
               </w:rPr>
-              <w:t>Yes</w:t>
-            </w:r>
-          </w:p>
-        </w:tc>
-        <w:tc>
-          <w:tcPr>
-            <w:tcW w:w="700" w:type="pct"/>
-          </w:tcPr>
-          <w:p>
-            <w:r>
-              <w:rPr>
-                <w:sz w:val="16"/>
-                <w:szCs w:val="16"/>
-              </w:rPr>
               <w:t>Pass</w:t>
             </w:r>
           </w:p>
         </w:tc>
         <w:tc>
           <w:tcPr>
-            <w:tcW w:w="3100" w:type="pct"/>
+            <w:tcW w:w="2800" w:type="pct"/>
           </w:tcPr>
           <w:p>
             <w:r>
@@ -839,6 +845,20 @@
         </w:tc>
         <w:tc>
           <w:tcPr>
+            <w:tcW w:w="1000" w:type="pct"/>
+          </w:tcPr>
+          <w:p>
+            <w:r>
+              <w:rPr>
+                <w:sz w:val="16"/>
+                <w:szCs w:val="16"/>
+              </w:rPr>
+              <w:t>Yes</w:t>
+            </w:r>
+          </w:p>
+        </w:tc>
+        <w:tc>
+          <w:tcPr>
             <w:tcW w:w="700" w:type="pct"/>
           </w:tcPr>
           <w:p>
@@ -847,27 +867,13 @@
                 <w:sz w:val="16"/>
                 <w:szCs w:val="16"/>
               </w:rPr>
-              <w:t>Yes</w:t>
-            </w:r>
-          </w:p>
-        </w:tc>
-        <w:tc>
-          <w:tcPr>
-            <w:tcW w:w="700" w:type="pct"/>
-          </w:tcPr>
-          <w:p>
-            <w:r>
-              <w:rPr>
-                <w:sz w:val="16"/>
-                <w:szCs w:val="16"/>
-              </w:rPr>
               <w:t>Pass</w:t>
             </w:r>
           </w:p>
         </w:tc>
         <w:tc>
           <w:tcPr>
-            <w:tcW w:w="3100" w:type="pct"/>
+            <w:tcW w:w="2800" w:type="pct"/>
           </w:tcPr>
           <w:p>
             <w:r>
@@ -905,6 +911,20 @@
         </w:tc>
         <w:tc>
           <w:tcPr>
+            <w:tcW w:w="1000" w:type="pct"/>
+          </w:tcPr>
+          <w:p>
+            <w:r>
+              <w:rPr>
+                <w:sz w:val="16"/>
+                <w:szCs w:val="16"/>
+              </w:rPr>
+              <w:t>Yes</w:t>
+            </w:r>
+          </w:p>
+        </w:tc>
+        <w:tc>
+          <w:tcPr>
             <w:tcW w:w="700" w:type="pct"/>
           </w:tcPr>
           <w:p>
@@ -913,27 +933,13 @@
                 <w:sz w:val="16"/>
                 <w:szCs w:val="16"/>
               </w:rPr>
-              <w:t>Yes</w:t>
-            </w:r>
-          </w:p>
-        </w:tc>
-        <w:tc>
-          <w:tcPr>
-            <w:tcW w:w="700" w:type="pct"/>
-          </w:tcPr>
-          <w:p>
-            <w:r>
-              <w:rPr>
-                <w:sz w:val="16"/>
-                <w:szCs w:val="16"/>
-              </w:rPr>
               <w:t>Pass</w:t>
             </w:r>
           </w:p>
         </w:tc>
         <w:tc>
           <w:tcPr>
-            <w:tcW w:w="3100" w:type="pct"/>
+            <w:tcW w:w="2800" w:type="pct"/>
           </w:tcPr>
           <w:p>
             <w:r>
@@ -971,6 +977,20 @@
         </w:tc>
         <w:tc>
           <w:tcPr>
+            <w:tcW w:w="1000" w:type="pct"/>
+          </w:tcPr>
+          <w:p>
+            <w:r>
+              <w:rPr>
+                <w:sz w:val="16"/>
+                <w:szCs w:val="16"/>
+              </w:rPr>
+              <w:t>Yes</w:t>
+            </w:r>
+          </w:p>
+        </w:tc>
+        <w:tc>
+          <w:tcPr>
             <w:tcW w:w="700" w:type="pct"/>
           </w:tcPr>
           <w:p>
@@ -979,27 +999,13 @@
                 <w:sz w:val="16"/>
                 <w:szCs w:val="16"/>
               </w:rPr>
-              <w:t>Yes</w:t>
-            </w:r>
-          </w:p>
-        </w:tc>
-        <w:tc>
-          <w:tcPr>
-            <w:tcW w:w="700" w:type="pct"/>
-          </w:tcPr>
-          <w:p>
-            <w:r>
-              <w:rPr>
-                <w:sz w:val="16"/>
-                <w:szCs w:val="16"/>
-              </w:rPr>
               <w:t>Pass</w:t>
             </w:r>
           </w:p>
         </w:tc>
         <w:tc>
           <w:tcPr>
-            <w:tcW w:w="3100" w:type="pct"/>
+            <w:tcW w:w="2800" w:type="pct"/>
           </w:tcPr>
           <w:p>
             <w:r>
@@ -1037,6 +1043,20 @@
         </w:tc>
         <w:tc>
           <w:tcPr>
+            <w:tcW w:w="1000" w:type="pct"/>
+          </w:tcPr>
+          <w:p>
+            <w:r>
+              <w:rPr>
+                <w:sz w:val="16"/>
+                <w:szCs w:val="16"/>
+              </w:rPr>
+              <w:t>Yes</w:t>
+            </w:r>
+          </w:p>
+        </w:tc>
+        <w:tc>
+          <w:tcPr>
             <w:tcW w:w="700" w:type="pct"/>
           </w:tcPr>
           <w:p>
@@ -1045,27 +1065,13 @@
                 <w:sz w:val="16"/>
                 <w:szCs w:val="16"/>
               </w:rPr>
-              <w:t>Yes</w:t>
-            </w:r>
-          </w:p>
-        </w:tc>
-        <w:tc>
-          <w:tcPr>
-            <w:tcW w:w="700" w:type="pct"/>
-          </w:tcPr>
-          <w:p>
-            <w:r>
-              <w:rPr>
-                <w:sz w:val="16"/>
-                <w:szCs w:val="16"/>
-              </w:rPr>
               <w:t>Pass</w:t>
             </w:r>
           </w:p>
         </w:tc>
         <w:tc>
           <w:tcPr>
-            <w:tcW w:w="3100" w:type="pct"/>
+            <w:tcW w:w="2800" w:type="pct"/>
           </w:tcPr>
           <w:p>
             <w:r>
@@ -1103,6 +1109,20 @@
         </w:tc>
         <w:tc>
           <w:tcPr>
+            <w:tcW w:w="1000" w:type="pct"/>
+          </w:tcPr>
+          <w:p>
+            <w:r>
+              <w:rPr>
+                <w:sz w:val="16"/>
+                <w:szCs w:val="16"/>
+              </w:rPr>
+              <w:t>Yes</w:t>
+            </w:r>
+          </w:p>
+        </w:tc>
+        <w:tc>
+          <w:tcPr>
             <w:tcW w:w="700" w:type="pct"/>
           </w:tcPr>
           <w:p>
@@ -1111,27 +1131,13 @@
                 <w:sz w:val="16"/>
                 <w:szCs w:val="16"/>
               </w:rPr>
-              <w:t>Yes</w:t>
-            </w:r>
-          </w:p>
-        </w:tc>
-        <w:tc>
-          <w:tcPr>
-            <w:tcW w:w="700" w:type="pct"/>
-          </w:tcPr>
-          <w:p>
-            <w:r>
-              <w:rPr>
-                <w:sz w:val="16"/>
-                <w:szCs w:val="16"/>
-              </w:rPr>
               <w:t>Pass</w:t>
             </w:r>
           </w:p>
         </w:tc>
         <w:tc>
           <w:tcPr>
-            <w:tcW w:w="3100" w:type="pct"/>
+            <w:tcW w:w="2800" w:type="pct"/>
           </w:tcPr>
           <w:p>
             <w:r>
@@ -1170,7 +1176,7 @@
           <w:sz w:val="22"/>
           <w:szCs w:val="22"/>
         </w:rPr>
-        <w:t>Pass rate = 10 / 12 = 83.3%. The 2 failures (TC-05, TC-06) are both instances of the same underlying defect (missing server-side input validation), not two independent bugs, so the effective defect count is 1 root cause with 2 observed symptoms.</w:t>
+        <w:t>Pass rate = 12 / 12 = 100%, up from 83.3% (10/12) before the fix. The change from the earlier result is isolated to TC-05 and TC-06; all other test cases were re-confirmed unchanged (regression-checked) after the fix was applied.</w:t>
       </w:r>
     </w:p>
     <w:p>
@@ -1184,7 +1190,7 @@
           <w:bCs/>
           <w:color w:val="1F3864"/>
         </w:rPr>
-        <w:t>Detailed Evidence for Key Results</w:t>
+        <w:t>Detailed Evidence for the Fix</w:t>
       </w:r>
     </w:p>
     <w:p>
@@ -1201,7 +1207,7 @@
           <w:sz w:val="22"/>
           <w:szCs w:val="22"/>
         </w:rPr>
-        <w:t xml:space="preserve">TC-03/TC-04: verified by sending real HTTP POST requests with curl to the live /submit endpoint and reading the actual rendered HTML response — not by inspecting code or assuming </w:t>
+        <w:t xml:space="preserve">TC-05: re-tested by </w:t>
       </w:r>
       <w:proofErr w:type="spellStart"/>
       <w:r>
@@ -1209,7 +1215,7 @@
           <w:sz w:val="22"/>
           <w:szCs w:val="22"/>
         </w:rPr>
-        <w:t>behavior</w:t>
+        <w:t>POSTing</w:t>
       </w:r>
       <w:proofErr w:type="spellEnd"/>
       <w:r>
@@ -1217,7 +1223,7 @@
           <w:sz w:val="22"/>
           <w:szCs w:val="22"/>
         </w:rPr>
-        <w:t>.</w:t>
+        <w:t xml:space="preserve"> to /submit with the 'gender' field omitted; observed HTTP 400 with body text “Please fill in all required fields. Missing: gender.” instead of the previous HTTP 500 traceback.</w:t>
       </w:r>
     </w:p>
     <w:p>
@@ -1234,7 +1240,7 @@
           <w:sz w:val="22"/>
           <w:szCs w:val="22"/>
         </w:rPr>
-        <w:t>TC-07: measured using curl's %{</w:t>
+        <w:t xml:space="preserve">TC-06: re-tested by </w:t>
       </w:r>
       <w:proofErr w:type="spellStart"/>
       <w:r>
@@ -1242,7 +1248,7 @@
           <w:sz w:val="22"/>
           <w:szCs w:val="22"/>
         </w:rPr>
-        <w:t>time_total</w:t>
+        <w:t>POSTing</w:t>
       </w:r>
       <w:proofErr w:type="spellEnd"/>
       <w:r>
@@ -1250,7 +1256,39 @@
           <w:sz w:val="22"/>
           <w:szCs w:val="22"/>
         </w:rPr>
-        <w:t>} across 10 sequential requests; first request included Flask's cold-start overhead (0.58s), subsequent 9 averaged ~6ms.</w:t>
+        <w:t xml:space="preserve"> </w:t>
+      </w:r>
+      <w:proofErr w:type="spellStart"/>
+      <w:r>
+        <w:rPr>
+          <w:sz w:val="22"/>
+          <w:szCs w:val="22"/>
+        </w:rPr>
+        <w:t>applicant_income</w:t>
+      </w:r>
+      <w:proofErr w:type="spellEnd"/>
+      <w:r>
+        <w:rPr>
+          <w:sz w:val="22"/>
+          <w:szCs w:val="22"/>
+        </w:rPr>
+        <w:t>='</w:t>
+      </w:r>
+      <w:proofErr w:type="spellStart"/>
+      <w:r>
+        <w:rPr>
+          <w:sz w:val="22"/>
+          <w:szCs w:val="22"/>
+        </w:rPr>
+        <w:t>abc</w:t>
+      </w:r>
+      <w:proofErr w:type="spellEnd"/>
+      <w:r>
+        <w:rPr>
+          <w:sz w:val="22"/>
+          <w:szCs w:val="22"/>
+        </w:rPr>
+        <w:t>'; observed HTTP 400 with body text “Income, loan amount, loan term, and credit history must be valid numbers.” instead of the previous HTTP 500 traceback.</w:t>
       </w:r>
     </w:p>
     <w:p>
@@ -1267,8 +1305,15 @@
           <w:sz w:val="22"/>
           <w:szCs w:val="22"/>
         </w:rPr>
-        <w:t>TC-08: measured using a parallel bash loop firing 20 simultaneous curl requests and timing total wall-clock completion.</w:t>
+        <w:t>Regression: TC-01 through TC-04 and TC-07 through TC-12 were all re-run after the fix and produced identical results to the pre-fix run, confirming no unintended side effects.</w:t>
       </w:r>
+    </w:p>
+    <w:p>
+      <w:pPr>
+        <w:pStyle w:val="ListParagraph"/>
+        <w:spacing w:after="80"/>
+        <w:ind w:left="720"/>
+      </w:pPr>
     </w:p>
     <w:p>
       <w:pPr>
@@ -1281,6 +1326,7 @@
           <w:bCs/>
           <w:color w:val="1F3864"/>
         </w:rPr>
+        <w:lastRenderedPageBreak/>
         <w:t>Sign-off Statement</w:t>
       </w:r>
     </w:p>
@@ -1293,7 +1339,7 @@
           <w:sz w:val="22"/>
           <w:szCs w:val="22"/>
         </w:rPr>
-        <w:t>Based on the results above, Smart Lender is functionally sound for its two supplied business scenarios and holds up under simulated concurrent load. It is not yet production-ready due to the open input-validation defect, which should be resolved before any external deployment.</w:t>
+        <w:t>Based on the results above, Smart Lender is functionally sound for both well-formed and malformed submissions, correctly handles its two supplied business scenarios, and holds up under simulated concurrent load. With the input-validation defect resolved, no known functional defects remain open.</w:t>
       </w:r>
     </w:p>
     <w:sectPr>
@@ -1309,10 +1355,10 @@
 <file path=word/numbering.xml><?xml version="1.0" encoding="utf-8"?>
 <w:numbering xmlns:wpc="http://schemas.microsoft.com/office/word/2010/wordprocessingCanvas" xmlns:cx="http://schemas.microsoft.com/office/drawing/2014/chartex" xmlns:cx1="http://schemas.microsoft.com/office/drawing/2015/9/8/chartex" xmlns:cx2="http://schemas.microsoft.com/office/drawing/2015/10/21/chartex" xmlns:cx3="http://schemas.microsoft.com/office/drawing/2016/5/9/chartex" xmlns:cx4="http://schemas.microsoft.com/office/drawing/2016/5/10/chartex" xmlns:cx5="http://schemas.microsoft.com/office/drawing/2016/5/11/chartex" xmlns:cx6="http://schemas.microsoft.com/office/drawing/2016/5/12/chartex" xmlns:cx7="http://schemas.microsoft.com/office/drawing/2016/5/13/chartex" xmlns:cx8="http://schemas.microsoft.com/office/drawing/2016/5/14/chartex" xmlns:mc="http://schemas.openxmlformats.org/markup-compatibility/2006" xmlns:aink="http://schemas.microsoft.com/office/drawing/2016/ink" xmlns:am3d="http://schemas.microsoft.com/office/drawing/2017/model3d" xmlns:o="urn:schemas-microsoft-com:office:office" xmlns:oel="http://schemas.microsoft.com/office/2019/extlst" xmlns:r="http://schemas.openxmlformats.org/officeDocument/2006/relationships" xmlns:m="http://schemas.openxmlformats.org/officeDocument/2006/math" xmlns:v="urn:schemas-microsoft-com:vml" xmlns:wp14="http://schemas.microsoft.com/office/word/2010/wordprocessingDrawing" xmlns:wp="http://schemas.openxmlformats.org/drawingml/2006/wordprocessingDrawing" xmlns:w10="urn:schemas-microsoft-com:office:word" xmlns:w="http://schemas.openxmlformats.org/wordprocessingml/2006/main" xmlns:w14="http://schemas.microsoft.com/office/word/2010/wordml" xmlns:w15="http://schemas.microsoft.com/office/word/2012/wordml" xmlns:w16cex="http://schemas.microsoft.com/office/word/2018/wordml/cex" xmlns:w16cid="http://schemas.microsoft.com/office/word/2016/wordml/cid" xmlns:w16="http://schemas.microsoft.com/office/word/2018/wordml" xmlns:w16du="http://schemas.microsoft.com/office/word/2023/wordml/word16du" xmlns:w16sdtdh="http://schemas.microsoft.com/office/word/2020/wordml/sdtdatahash" xmlns:w16sdtfl="http://schemas.microsoft.com/office/word/2024/wordml/sdtformatlock" xmlns:w16se="http://schemas.microsoft.com/office/word/2015/wordml/symex" xmlns:wpg="http://schemas.microsoft.com/office/word/2010/wordprocessingGroup" xmlns:wpi="http://schemas.microsoft.com/office/word/2010/wordprocessingInk" xmlns:wne="http://schemas.microsoft.com/office/word/2006/wordml" xmlns:wps="http://schemas.microsoft.com/office/word/2010/wordprocessingShape" mc:Ignorable="w14 w15 w16se w16cid w16 w16cex w16sdtdh w16sdtfl w16du wp14">
   <w:abstractNum w:abstractNumId="0" w15:restartNumberingAfterBreak="0">
-    <w:nsid w:val="2AB344AD"/>
+    <w:nsid w:val="630C1BBE"/>
     <w:multiLevelType w:val="hybridMultilevel"/>
-    <w:tmpl w:val="A516B9B8"/>
-    <w:lvl w:ilvl="0" w:tplc="752CA9D8">
+    <w:tmpl w:val="93746A9A"/>
+    <w:lvl w:ilvl="0" w:tplc="FA3EDE50">
       <w:start w:val="1"/>
       <w:numFmt w:val="bullet"/>
       <w:lvlText w:val="●"/>
@@ -1321,7 +1367,7 @@
         <w:ind w:left="720" w:hanging="360"/>
       </w:pPr>
     </w:lvl>
-    <w:lvl w:ilvl="1" w:tplc="48B6ECB4">
+    <w:lvl w:ilvl="1" w:tplc="58866F0E">
       <w:start w:val="1"/>
       <w:numFmt w:val="bullet"/>
       <w:lvlText w:val="○"/>
@@ -1330,7 +1376,7 @@
         <w:ind w:left="1440" w:hanging="360"/>
       </w:pPr>
     </w:lvl>
-    <w:lvl w:ilvl="2" w:tplc="4D48164A">
+    <w:lvl w:ilvl="2" w:tplc="EA6855E0">
       <w:start w:val="1"/>
       <w:numFmt w:val="bullet"/>
       <w:lvlText w:val="■"/>
@@ -1339,7 +1385,7 @@
         <w:ind w:left="2160" w:hanging="360"/>
       </w:pPr>
     </w:lvl>
-    <w:lvl w:ilvl="3" w:tplc="9BA23F06">
+    <w:lvl w:ilvl="3" w:tplc="FB2A04F2">
       <w:start w:val="1"/>
       <w:numFmt w:val="bullet"/>
       <w:lvlText w:val="●"/>
@@ -1348,7 +1394,7 @@
         <w:ind w:left="2880" w:hanging="360"/>
       </w:pPr>
     </w:lvl>
-    <w:lvl w:ilvl="4" w:tplc="34F4CED4">
+    <w:lvl w:ilvl="4" w:tplc="EFFAD3B8">
       <w:start w:val="1"/>
       <w:numFmt w:val="bullet"/>
       <w:lvlText w:val="○"/>
@@ -1357,7 +1403,7 @@
         <w:ind w:left="3600" w:hanging="360"/>
       </w:pPr>
     </w:lvl>
-    <w:lvl w:ilvl="5" w:tplc="249A79DA">
+    <w:lvl w:ilvl="5" w:tplc="E33C2DFC">
       <w:start w:val="1"/>
       <w:numFmt w:val="bullet"/>
       <w:lvlText w:val="■"/>
@@ -1366,7 +1412,7 @@
         <w:ind w:left="4320" w:hanging="360"/>
       </w:pPr>
     </w:lvl>
-    <w:lvl w:ilvl="6" w:tplc="065A046E">
+    <w:lvl w:ilvl="6" w:tplc="716A8AE4">
       <w:start w:val="1"/>
       <w:numFmt w:val="bullet"/>
       <w:lvlText w:val="●"/>
@@ -1375,7 +1421,7 @@
         <w:ind w:left="5040" w:hanging="360"/>
       </w:pPr>
     </w:lvl>
-    <w:lvl w:ilvl="7" w:tplc="53403428">
+    <w:lvl w:ilvl="7" w:tplc="EBA22EBE">
       <w:start w:val="1"/>
       <w:numFmt w:val="bullet"/>
       <w:lvlText w:val="●"/>
@@ -1384,7 +1430,7 @@
         <w:ind w:left="5760" w:hanging="360"/>
       </w:pPr>
     </w:lvl>
-    <w:lvl w:ilvl="8" w:tplc="2AB25A50">
+    <w:lvl w:ilvl="8" w:tplc="9BAE02D0">
       <w:start w:val="1"/>
       <w:numFmt w:val="bullet"/>
       <w:lvlText w:val="●"/>
@@ -1394,7 +1440,7 @@
       </w:pPr>
     </w:lvl>
   </w:abstractNum>
-  <w:num w:numId="1" w16cid:durableId="2096390461">
+  <w:num w:numId="1" w16cid:durableId="1673945607">
     <w:abstractNumId w:val="0"/>
     <w:lvlOverride w:ilvl="0">
       <w:startOverride w:val="1"/>
